--- a/data/drop/drop-BOLL/BOLL_MACD_RSI_Downtrend_Report_2026-08-26.docx
+++ b/data/drop/drop-BOLL/BOLL_MACD_RSI_Downtrend_Report_2026-08-26.docx
@@ -504,7 +504,7 @@
     </w:p>
     <w:p>
       <w:r>
-        <w:t>成交量：当日成交量 74211；20日平均成交量 131456；成交量倍数 0.56。</w:t>
+        <w:t>成交量：当日成交量 74200；20日平均成交量 131455；成交量倍数 0.56。</w:t>
       </w:r>
     </w:p>
     <w:p>
@@ -547,7 +547,7 @@
     </w:p>
     <w:p>
       <w:r>
-        <w:t>成交量：当日成交量 20669810；20日平均成交量 45466770；成交量倍数 0.45。</w:t>
+        <w:t>成交量：当日成交量 21405400；20日平均成交量 45503550；成交量倍数 0.47。</w:t>
       </w:r>
     </w:p>
     <w:p>
@@ -590,7 +590,7 @@
     </w:p>
     <w:p>
       <w:r>
-        <w:t>成交量：当日成交量 12130194；20日平均成交量 31314615；成交量倍数 0.39。</w:t>
+        <w:t>成交量：当日成交量 13605800；20日平均成交量 31388395；成交量倍数 0.43。</w:t>
       </w:r>
     </w:p>
     <w:p>
@@ -633,7 +633,7 @@
     </w:p>
     <w:p>
       <w:r>
-        <w:t>成交量：当日成交量 4352278；20日平均成交量 5381894；成交量倍数 0.81。</w:t>
+        <w:t>成交量：当日成交量 4418600；20日平均成交量 5385210；成交量倍数 0.82。</w:t>
       </w:r>
     </w:p>
     <w:p>
@@ -676,7 +676,7 @@
     </w:p>
     <w:p>
       <w:r>
-        <w:t>成交量：当日成交量 54997233；20日平均成交量 73080902；成交量倍数 0.75。</w:t>
+        <w:t>成交量：当日成交量 55250700；20日平均成交量 73093575；成交量倍数 0.76。</w:t>
       </w:r>
     </w:p>
     <w:p>
@@ -719,7 +719,7 @@
     </w:p>
     <w:p>
       <w:r>
-        <w:t>成交量：当日成交量 4509025；20日平均成交量 13076656；成交量倍数 0.34。</w:t>
+        <w:t>成交量：当日成交量 4733600；20日平均成交量 13087885；成交量倍数 0.36。</w:t>
       </w:r>
     </w:p>
     <w:p>
@@ -762,7 +762,7 @@
     </w:p>
     <w:p>
       <w:r>
-        <w:t>成交量：当日成交量 889174；20日平均成交量 1639889；成交量倍数 0.54。</w:t>
+        <w:t>成交量：当日成交量 902800；20日平均成交量 1640570；成交量倍数 0.55。</w:t>
       </w:r>
     </w:p>
     <w:p>
@@ -805,7 +805,7 @@
     </w:p>
     <w:p>
       <w:r>
-        <w:t>成交量：当日成交量 7762708；20日平均成交量 17330420；成交量倍数 0.45。</w:t>
+        <w:t>成交量：当日成交量 7803400；20日平均成交量 17332455；成交量倍数 0.45。</w:t>
       </w:r>
     </w:p>
     <w:p>
@@ -848,7 +848,7 @@
     </w:p>
     <w:p>
       <w:r>
-        <w:t>成交量：当日成交量 18558282；20日平均成交量 19687794；成交量倍数 0.94。</w:t>
+        <w:t>成交量：当日成交量 18988800；20日平均成交量 19709320；成交量倍数 0.96。</w:t>
       </w:r>
     </w:p>
     <w:p>
